--- a/ScamShield_Module5_Report.docx
+++ b/ScamShield_Module5_Report.docx
@@ -81,7 +81,7 @@
           <w:sz w:val="22"/>
           <w:szCs w:val="22"/>
         </w:rPr>
-        <w:t xml:space="preserve">The Admin Dashboard, Analytics and Operations module (Module 5) serves as the centralized operational control room for the ScamShield digital safety platform. It enables administrators, support agents, and security analysts to observe platform health, track financial and conversion growth, monitor real-time AI scam check telemetry, manage user accounts, and resolve customer support inquiries while maintaining an immutable audit log.</w:t>
+        <w:t xml:space="preserve">The Admin Dashboard, Analytics and Operations module (Module 5) serves as the centralized operational control room for the ScamShield digital safety platform. It enables administrators, support agents, and security analysts to observe platform health, track financial and conversion growth, monitor real-time AI scam check telemetry, manage user accounts, resolve customer support inquiries, detect operational anomalies, and act on intelligent rule-based recommendations while maintaining an immutable audit log.</w:t>
       </w:r>
     </w:p>
     <w:p>
@@ -104,7 +104,7 @@
           <w:sz w:val="22"/>
           <w:szCs w:val="22"/>
         </w:rPr>
-        <w:t xml:space="preserve">Real-time executive overview dashboard (M5-14); user directory search, filtering, and account inspection (M5-09); Role-Based Access Control (RBAC) enforcement across Admin, Support, and Analyst roles (M5-10); account moderation with mandatory justification (M5-09); append-only immutable audit trail (M5-11); support ticket management and AI verdict dispute resolution (M5-12); mock revenue tracking across Sentinel, Guardian, and Aegis tiers (M5-03); onboarding funnel drop-off analytics (M5-05); subscriber retention cohort matrix (M5-06); AI threat vector classification using shared taxonomy X-13 (M5-04); and one-click CSV export (M5-07).</w:t>
+        <w:t xml:space="preserve">Real-time executive overview dashboard (M5-14); automated alerts for failed logins, component heartbeats, and incomplete scores; 7-day rolling baseline anomaly detection (+40% scam check spikes); rule-based recommended admin actions; user directory search, filtering, and account inspection (M5-09); Role-Based Access Control (RBAC) enforcement across Admin, Support, and Analyst roles (M5-10); account moderation with mandatory justification (M5-09); append-only immutable audit trail (M5-11); support ticket management and AI verdict dispute resolution (M5-12); mock revenue tracking across Sentinel, Guardian, and Aegis tiers (M5-03); onboarding funnel drop-off analytics (M5-05); subscriber retention cohort matrix (M5-06); AI threat vector classification using shared taxonomy X-13 (M5-04); and one-click CSV export (M5-07).</w:t>
       </w:r>
     </w:p>
     <w:p>
@@ -127,7 +127,7 @@
           <w:sz w:val="22"/>
           <w:szCs w:val="22"/>
         </w:rPr>
-        <w:t xml:space="preserve">Real-time fraud spike anomaly detection alerts using Supabase websockets, automated dispute resolution email routing, and predictive churn modeling.</w:t>
+        <w:t xml:space="preserve">Automated dispute resolution email routing, machine learning predictive churn modeling, and multi-region failover telemetry.</w:t>
       </w:r>
     </w:p>
     <w:p>
@@ -198,7 +198,7 @@
           <w:sz w:val="22"/>
           <w:szCs w:val="22"/>
         </w:rPr>
-        <w:t xml:space="preserve">Primary actors: System Administrator (full administrative and moderation privileges), Support Agent (read-only profile access, ticket resolution, internal support notes), and Security Analyst (read-only telemetry and audit querying).</w:t>
+        <w:t xml:space="preserve">Primary actors: System Administrator (full administrative privileges, moderation, alert resolution, and recommendation execution), Support Agent (read-only profile access, ticket resolution, internal support notes), and Security Analyst (read-only telemetry, 7-day anomaly trends, and audit querying).</w:t>
       </w:r>
     </w:p>
     <w:p>
@@ -211,7 +211,7 @@
           <w:sz w:val="22"/>
           <w:szCs w:val="22"/>
         </w:rPr>
-        <w:t xml:space="preserve">System dependencies: Module 1 (Landing &amp; Onboarding) for funnel progression and referral telemetry; Module 2 (Auth &amp; Paywall) for user identities, subscription tiers, and mock revenue; Module 3 (Password Vault) for aggregate credential count summaries; Module 4 (AI Scam Pipeline) for X-13 threat category streams; and Supabase PostgreSQL for persistence and Row-Level Security (RLS) enforcement.</w:t>
+        <w:t xml:space="preserve">System dependencies: Module 1 (Landing &amp; Onboarding) for funnel progression and referral telemetry; Module 2 (Auth &amp; Paywall) for user identities, subscription tiers, and mock revenue; Module 3 (Password Vault) for aggregate credential count summaries and component health; Module 4 (AI Scam Pipeline) for X-13 threat category streams; Module 6 (Safety Score) for score input completion metrics; and Supabase PostgreSQL for persistence and Row-Level Security (RLS) enforcement.</w:t>
       </w:r>
     </w:p>
     <w:p>
@@ -1369,6 +1369,264 @@
           </w:p>
         </w:tc>
       </w:tr>
+      <w:tr>
+        <w:trPr>
+          <w:tblHeader w:val="off"/>
+        </w:trPr>
+        <w:tc>
+          <w:tcPr>
+            <w:tcW w:type="pct" w:w="600"/>
+            <w:tcMar>
+              <w:top w:type="dxa" w:w="120"/>
+              <w:left w:type="dxa" w:w="150"/>
+              <w:bottom w:type="dxa" w:w="120"/>
+              <w:right w:type="dxa" w:w="150"/>
+            </w:tcMar>
+          </w:tcPr>
+          <w:p>
+            <w:pPr>
+              <w:jc w:val="left"/>
+            </w:pPr>
+            <w:r>
+              <w:rPr>
+                <w:rFonts w:ascii="Calibri" w:cs="Calibri" w:eastAsia="Calibri" w:hAnsi="Calibri"/>
+                <w:b w:val="false"/>
+                <w:bCs w:val="false"/>
+                <w:color w:val="0F172A"/>
+                <w:sz w:val="20"/>
+                <w:szCs w:val="20"/>
+              </w:rPr>
+              <w:t xml:space="preserve">FR13</w:t>
+            </w:r>
+          </w:p>
+        </w:tc>
+        <w:tc>
+          <w:tcPr>
+            <w:tcW w:type="pct" w:w="1500"/>
+            <w:tcMar>
+              <w:top w:type="dxa" w:w="120"/>
+              <w:left w:type="dxa" w:w="150"/>
+              <w:bottom w:type="dxa" w:w="120"/>
+              <w:right w:type="dxa" w:w="150"/>
+            </w:tcMar>
+          </w:tcPr>
+          <w:p>
+            <w:pPr>
+              <w:jc w:val="left"/>
+            </w:pPr>
+            <w:r>
+              <w:rPr>
+                <w:rFonts w:ascii="Calibri" w:cs="Calibri" w:eastAsia="Calibri" w:hAnsi="Calibri"/>
+                <w:b w:val="false"/>
+                <w:bCs w:val="false"/>
+                <w:color w:val="0F172A"/>
+                <w:sz w:val="20"/>
+                <w:szCs w:val="20"/>
+              </w:rPr>
+              <w:t xml:space="preserve">Automated Alerts (⭐ A)</w:t>
+            </w:r>
+          </w:p>
+        </w:tc>
+        <w:tc>
+          <w:tcPr>
+            <w:tcW w:type="pct" w:w="2900"/>
+            <w:tcMar>
+              <w:top w:type="dxa" w:w="120"/>
+              <w:left w:type="dxa" w:w="150"/>
+              <w:bottom w:type="dxa" w:w="120"/>
+              <w:right w:type="dxa" w:w="150"/>
+            </w:tcMar>
+          </w:tcPr>
+          <w:p>
+            <w:pPr>
+              <w:jc w:val="left"/>
+            </w:pPr>
+            <w:r>
+              <w:rPr>
+                <w:rFonts w:ascii="Calibri" w:cs="Calibri" w:eastAsia="Calibri" w:hAnsi="Calibri"/>
+                <w:b w:val="false"/>
+                <w:bCs w:val="false"/>
+                <w:color w:val="0F172A"/>
+                <w:sz w:val="20"/>
+                <w:szCs w:val="20"/>
+              </w:rPr>
+              <w:t xml:space="preserve">Detects predefined event conditions (unusual failed logins, vault component offline, incomplete score inputs) and raises visual alerts.</w:t>
+            </w:r>
+          </w:p>
+        </w:tc>
+      </w:tr>
+      <w:tr>
+        <w:trPr>
+          <w:tblHeader w:val="off"/>
+        </w:trPr>
+        <w:tc>
+          <w:tcPr>
+            <w:tcW w:type="pct" w:w="600"/>
+            <w:tcMar>
+              <w:top w:type="dxa" w:w="120"/>
+              <w:left w:type="dxa" w:w="150"/>
+              <w:bottom w:type="dxa" w:w="120"/>
+              <w:right w:type="dxa" w:w="150"/>
+            </w:tcMar>
+          </w:tcPr>
+          <w:p>
+            <w:pPr>
+              <w:jc w:val="left"/>
+            </w:pPr>
+            <w:r>
+              <w:rPr>
+                <w:rFonts w:ascii="Calibri" w:cs="Calibri" w:eastAsia="Calibri" w:hAnsi="Calibri"/>
+                <w:b w:val="false"/>
+                <w:bCs w:val="false"/>
+                <w:color w:val="0F172A"/>
+                <w:sz w:val="20"/>
+                <w:szCs w:val="20"/>
+              </w:rPr>
+              <w:t xml:space="preserve">FR14</w:t>
+            </w:r>
+          </w:p>
+        </w:tc>
+        <w:tc>
+          <w:tcPr>
+            <w:tcW w:type="pct" w:w="1500"/>
+            <w:tcMar>
+              <w:top w:type="dxa" w:w="120"/>
+              <w:left w:type="dxa" w:w="150"/>
+              <w:bottom w:type="dxa" w:w="120"/>
+              <w:right w:type="dxa" w:w="150"/>
+            </w:tcMar>
+          </w:tcPr>
+          <w:p>
+            <w:pPr>
+              <w:jc w:val="left"/>
+            </w:pPr>
+            <w:r>
+              <w:rPr>
+                <w:rFonts w:ascii="Calibri" w:cs="Calibri" w:eastAsia="Calibri" w:hAnsi="Calibri"/>
+                <w:b w:val="false"/>
+                <w:bCs w:val="false"/>
+                <w:color w:val="0F172A"/>
+                <w:sz w:val="20"/>
+                <w:szCs w:val="20"/>
+              </w:rPr>
+              <w:t xml:space="preserve">Anomaly &amp; Trend Detection (⭐ B)</w:t>
+            </w:r>
+          </w:p>
+        </w:tc>
+        <w:tc>
+          <w:tcPr>
+            <w:tcW w:type="pct" w:w="2900"/>
+            <w:tcMar>
+              <w:top w:type="dxa" w:w="120"/>
+              <w:left w:type="dxa" w:w="150"/>
+              <w:bottom w:type="dxa" w:w="120"/>
+              <w:right w:type="dxa" w:w="150"/>
+            </w:tcMar>
+          </w:tcPr>
+          <w:p>
+            <w:pPr>
+              <w:jc w:val="left"/>
+            </w:pPr>
+            <w:r>
+              <w:rPr>
+                <w:rFonts w:ascii="Calibri" w:cs="Calibri" w:eastAsia="Calibri" w:hAnsi="Calibri"/>
+                <w:b w:val="false"/>
+                <w:bCs w:val="false"/>
+                <w:color w:val="0F172A"/>
+                <w:sz w:val="20"/>
+                <w:szCs w:val="20"/>
+              </w:rPr>
+              <w:t xml:space="preserve">Compares real-time activity with a 7-day rolling historical baseline and highlights unusual changes (e.g. +40% scam check spikes).</w:t>
+            </w:r>
+          </w:p>
+        </w:tc>
+      </w:tr>
+      <w:tr>
+        <w:trPr>
+          <w:tblHeader w:val="off"/>
+        </w:trPr>
+        <w:tc>
+          <w:tcPr>
+            <w:tcW w:type="pct" w:w="600"/>
+            <w:tcMar>
+              <w:top w:type="dxa" w:w="120"/>
+              <w:left w:type="dxa" w:w="150"/>
+              <w:bottom w:type="dxa" w:w="120"/>
+              <w:right w:type="dxa" w:w="150"/>
+            </w:tcMar>
+          </w:tcPr>
+          <w:p>
+            <w:pPr>
+              <w:jc w:val="left"/>
+            </w:pPr>
+            <w:r>
+              <w:rPr>
+                <w:rFonts w:ascii="Calibri" w:cs="Calibri" w:eastAsia="Calibri" w:hAnsi="Calibri"/>
+                <w:b w:val="false"/>
+                <w:bCs w:val="false"/>
+                <w:color w:val="0F172A"/>
+                <w:sz w:val="20"/>
+                <w:szCs w:val="20"/>
+              </w:rPr>
+              <w:t xml:space="preserve">FR15</w:t>
+            </w:r>
+          </w:p>
+        </w:tc>
+        <w:tc>
+          <w:tcPr>
+            <w:tcW w:type="pct" w:w="1500"/>
+            <w:tcMar>
+              <w:top w:type="dxa" w:w="120"/>
+              <w:left w:type="dxa" w:w="150"/>
+              <w:bottom w:type="dxa" w:w="120"/>
+              <w:right w:type="dxa" w:w="150"/>
+            </w:tcMar>
+          </w:tcPr>
+          <w:p>
+            <w:pPr>
+              <w:jc w:val="left"/>
+            </w:pPr>
+            <w:r>
+              <w:rPr>
+                <w:rFonts w:ascii="Calibri" w:cs="Calibri" w:eastAsia="Calibri" w:hAnsi="Calibri"/>
+                <w:b w:val="false"/>
+                <w:bCs w:val="false"/>
+                <w:color w:val="0F172A"/>
+                <w:sz w:val="20"/>
+                <w:szCs w:val="20"/>
+              </w:rPr>
+              <w:t xml:space="preserve">Recommended Admin Actions (⭐ C)</w:t>
+            </w:r>
+          </w:p>
+        </w:tc>
+        <w:tc>
+          <w:tcPr>
+            <w:tcW w:type="pct" w:w="2900"/>
+            <w:tcMar>
+              <w:top w:type="dxa" w:w="120"/>
+              <w:left w:type="dxa" w:w="150"/>
+              <w:bottom w:type="dxa" w:w="120"/>
+              <w:right w:type="dxa" w:w="150"/>
+            </w:tcMar>
+          </w:tcPr>
+          <w:p>
+            <w:pPr>
+              <w:jc w:val="left"/>
+            </w:pPr>
+            <w:r>
+              <w:rPr>
+                <w:rFonts w:ascii="Calibri" w:cs="Calibri" w:eastAsia="Calibri" w:hAnsi="Calibri"/>
+                <w:b w:val="false"/>
+                <w:bCs w:val="false"/>
+                <w:color w:val="0F172A"/>
+                <w:sz w:val="20"/>
+                <w:szCs w:val="20"/>
+              </w:rPr>
+              <w:t xml:space="preserve">Presents rule-based investigatory recommendations paired with alerts, enabling 1-click drill-down to diagnostic routes.</w:t>
+            </w:r>
+          </w:p>
+        </w:tc>
+      </w:tr>
     </w:tbl>
     <w:p>
       <w:pPr>
@@ -1468,6 +1726,29 @@
           <w:sz w:val="22"/>
           <w:szCs w:val="22"/>
         </w:rPr>
+        <w:t xml:space="preserve">• Explainability: </w:t>
+      </w:r>
+      <w:r>
+        <w:rPr>
+          <w:rFonts w:ascii="Calibri" w:cs="Calibri" w:eastAsia="Calibri" w:hAnsi="Calibri"/>
+          <w:sz w:val="22"/>
+          <w:szCs w:val="22"/>
+        </w:rPr>
+        <w:t xml:space="preserve">Anomaly detection and recommended actions are governed by transparent, deterministic rule matrices rather than opaque black-box models.</w:t>
+      </w:r>
+    </w:p>
+    <w:p>
+      <w:pPr>
+        <w:spacing w:after="60"/>
+      </w:pPr>
+      <w:r>
+        <w:rPr>
+          <w:rFonts w:ascii="Calibri" w:cs="Calibri" w:eastAsia="Calibri" w:hAnsi="Calibri"/>
+          <w:b/>
+          <w:bCs/>
+          <w:sz w:val="22"/>
+          <w:szCs w:val="22"/>
+        </w:rPr>
         <w:t xml:space="preserve">• Maintainability: </w:t>
       </w:r>
       <w:r>
@@ -1542,7 +1823,7 @@
           <w:sz w:val="22"/>
           <w:szCs w:val="22"/>
         </w:rPr>
-        <w:t xml:space="preserve">2. As an administrator, I want to search and inspect user profiles so I can manage accounts without seeing their passwords or private messages.</w:t>
+        <w:t xml:space="preserve">2. As an administrator, I want automated alerts when system components fail or unusual event patterns occur so that potential outages are addressed promptly.</w:t>
       </w:r>
     </w:p>
     <w:p>
@@ -1555,7 +1836,7 @@
           <w:sz w:val="22"/>
           <w:szCs w:val="22"/>
         </w:rPr>
-        <w:t xml:space="preserve">3. As an administrator, I want to suspend abusive accounts with a mandatory audit justification so that operational actions are recorded and justified.</w:t>
+        <w:t xml:space="preserve">3. As an administrator, I want anomaly detection that compares real-time telemetry against a 7-day baseline so I am warned when scam checks surge by 40% or more.</w:t>
       </w:r>
     </w:p>
     <w:p>
@@ -1568,7 +1849,7 @@
           <w:sz w:val="22"/>
           <w:szCs w:val="22"/>
         </w:rPr>
-        <w:t xml:space="preserve">4. As a security analyst, I want to query the tamper-proof audit trail so I can inspect administrative actions with timestamps and IP addresses.</w:t>
+        <w:t xml:space="preserve">4. As an administrator, I want actionable recommendations for each alert so I immediately know which logs, components, or trends to investigate.</w:t>
       </w:r>
     </w:p>
     <w:p>
@@ -1581,7 +1862,46 @@
           <w:sz w:val="22"/>
           <w:szCs w:val="22"/>
         </w:rPr>
-        <w:t xml:space="preserve">5. As an administrator, I want to export analytics to CSV so I can prepare business reports and presentations.</w:t>
+        <w:t xml:space="preserve">5. As an administrator, I want to search and inspect user profiles so I can manage accounts without seeing their passwords or private messages.</w:t>
+      </w:r>
+    </w:p>
+    <w:p>
+      <w:pPr>
+        <w:spacing w:after="60"/>
+      </w:pPr>
+      <w:r>
+        <w:rPr>
+          <w:rFonts w:ascii="Calibri" w:cs="Calibri" w:eastAsia="Calibri" w:hAnsi="Calibri"/>
+          <w:sz w:val="22"/>
+          <w:szCs w:val="22"/>
+        </w:rPr>
+        <w:t xml:space="preserve">6. As an administrator, I want to suspend abusive accounts with a mandatory audit justification so that operational actions are recorded and justified.</w:t>
+      </w:r>
+    </w:p>
+    <w:p>
+      <w:pPr>
+        <w:spacing w:after="60"/>
+      </w:pPr>
+      <w:r>
+        <w:rPr>
+          <w:rFonts w:ascii="Calibri" w:cs="Calibri" w:eastAsia="Calibri" w:hAnsi="Calibri"/>
+          <w:sz w:val="22"/>
+          <w:szCs w:val="22"/>
+        </w:rPr>
+        <w:t xml:space="preserve">7. As a security analyst, I want to query the tamper-proof audit trail so I can inspect administrative actions with timestamps and IP addresses.</w:t>
+      </w:r>
+    </w:p>
+    <w:p>
+      <w:pPr>
+        <w:spacing w:after="60"/>
+      </w:pPr>
+      <w:r>
+        <w:rPr>
+          <w:rFonts w:ascii="Calibri" w:cs="Calibri" w:eastAsia="Calibri" w:hAnsi="Calibri"/>
+          <w:sz w:val="22"/>
+          <w:szCs w:val="22"/>
+        </w:rPr>
+        <w:t xml:space="preserve">8. As an administrator, I want to export analytics to CSV so I can prepare business reports and presentations.</w:t>
       </w:r>
     </w:p>
     <w:p>
@@ -1594,7 +1914,7 @@
           <w:sz w:val="22"/>
           <w:szCs w:val="22"/>
         </w:rPr>
-        <w:t xml:space="preserve">6. As a support agent, I want to manage user tickets and review scam verdict feedback so user disputes are resolved efficiently.</w:t>
+        <w:t xml:space="preserve">9. As a support agent, I want to manage user tickets and review scam verdict feedback so user disputes are resolved efficiently.</w:t>
       </w:r>
     </w:p>
     <w:p>
@@ -1653,7 +1973,7 @@
           <w:sz w:val="22"/>
           <w:szCs w:val="22"/>
         </w:rPr>
-        <w:t xml:space="preserve">Illustrates the 3-tier internal architecture of Module 5: Tier 1 Presentation Layer (Next.js 14 App Router UI), Tier 2 Business Logic &amp; Controllers (RBAC Policy Guard, Moderation Handler, Metrics &amp; MRR Engine, Audit Logger), and Tier 3 Data &amp; Storage Layer (PostgreSQL on Supabase).</w:t>
+        <w:t xml:space="preserve">Illustrates the 3-tier internal architecture of Module 5: Tier 1 Presentation Layer (Next.js 14 App Router UI, Recharts visualizations, Automated Alert Banners, Recommended Action Cards), Tier 2 Business Logic &amp; Controllers (Anomaly &amp; Trend Detection Engine with 7-Day Baseline Comparator, Alert &amp; Recommendation Rule Engine, RBAC Policy Guard, Moderation Handler, Metrics &amp; MRR Engine, Audit Logger), and Tier 3 Data &amp; Storage Layer (PostgreSQL on Supabase, public.audit_logs, public.automated_alerts, public.v_7day_metric_baselines, public.analytics_events).</w:t>
       </w:r>
     </w:p>
     <w:p>
@@ -1701,7 +2021,7 @@
           <w:sz w:val="22"/>
           <w:szCs w:val="22"/>
         </w:rPr>
-        <w:t xml:space="preserve">Actors: System Administrator, Support Agent, and Security Analyst. System boundary: Module 5 Admin Dashboard, Analytics &amp; Operations. Use cases cover executive overview, revenue monitoring, funnel analytics, user account search, account suspension (with mandatory &lt;&lt;include&gt;&gt; Write Immutable Audit Log), support ticket management, audit querying, and CSV export.</w:t>
+        <w:t xml:space="preserve">Actors: System Administrator, Support Agent, and Security Analyst. System boundary: Module 5 Admin Dashboard, Analytics &amp; Operations. Use cases cover executive overview, automated alert monitoring, 7-day baseline anomaly detection (+40% scam check surge), rule-based recommended admin actions, revenue monitoring, funnel analytics, user account search, account suspension (with mandatory &lt;&lt;include&gt;&gt; Write Immutable Audit Log), support ticket management, audit querying, and CSV export.</w:t>
       </w:r>
     </w:p>
     <w:p>
@@ -1749,7 +2069,7 @@
           <w:sz w:val="22"/>
           <w:szCs w:val="22"/>
         </w:rPr>
-        <w:t xml:space="preserve">3-swimlane workflow (Administrator Client, RBAC &amp; Moderation Controller, Supabase PostgreSQL Audit Store). Traces: search user -&gt; inspect profile -&gt; zero-knowledge filter masks secrets -&gt; click suspend -&gt; RBAC role validation (Admin vs. Support) -&gt; prompt for mandatory audit justification -&gt; update status in database -&gt; insert immutable record into public.audit_logs -&gt; refresh UI with red status badge.</w:t>
+        <w:t xml:space="preserve">3-swimlane workflow (Administrator Client UI, Anomaly Detection &amp; Alert Rule Controller, PostgreSQL Telemetry &amp; Audit Store). Traces: live telemetry ingestion -&gt; query 7-day rolling baseline -&gt; compute trend delta -&gt; threshold decision diamond (Spike &gt; +40% or Component Down?) -&gt; [Yes] trigger anomaly -&gt; evaluate rule engine (Failed logins -&gt; Review auth logs; Vault down -&gt; Investigate component health; Missing scores -&gt; Check data integration; +40% scam surge -&gt; Review scam trends) -&gt; INSERT into public.automated_alerts -&gt; display alert banner &amp; action card -&gt; Admin clicks 'Execute Recommended Action' -&gt; route to diagnostic view -&gt; append immutable audit log -&gt; render diagnostic view.</w:t>
       </w:r>
     </w:p>
     <w:p>
@@ -1797,7 +2117,7 @@
           <w:sz w:val="22"/>
           <w:szCs w:val="22"/>
         </w:rPr>
-        <w:t xml:space="preserve">Depicts the analytics request lifecycle: Admin navigates to /admin/analytics -&gt; Client dispatches GET request with JWT -&gt; RBAC Guard validates role -&gt; Metrics Engine queries subscriber tiers and funnel telemetry from PostgreSQL -&gt; computes MRR and cohort matrices -&gt; triggers Audit Logger -&gt; returns sanitized JSON payload -&gt; UI renders interactive Recharts.</w:t>
+        <w:t xml:space="preserve">Depicts the analytics and anomaly detection lifecycle: Admin navigates to /admin -&gt; Client dispatches GET request -&gt; API invokes AnomalyEngine -&gt; AnomalyEngine queries 7-day rolling baseline and current counts from PostgreSQL -&gt; detects +40% scam check surge -&gt; RecommendationEngine maps rule-based action ('Review scam activity trends') -&gt; stores alert in public.automated_alerts -&gt; returns enriched JSON payload -&gt; UI renders interactive alert banner &amp; recommended action card -&gt; Admin clicks 'Review Scam Activity Trends' -&gt; dispatches diagnostic navigation and records action in public.audit_logs.</w:t>
       </w:r>
     </w:p>
     <w:p>
@@ -1845,7 +2165,7 @@
           <w:sz w:val="22"/>
           <w:szCs w:val="22"/>
         </w:rPr>
-        <w:t xml:space="preserve">Standard 3-compartment UML classes for AdminController and AnalyticsEngine paired with database entity models: public.audit_logs (append-only ledger), public.support_tickets, public.verdict_feedback, public.analytics_events, and the public.admin_user_directory view.</w:t>
+        <w:t xml:space="preserve">Standard 3-compartment UML classes for AdminController, AnomalyDetectionEngine, AlertRecommendationEngine, and AnalyticsEngine paired with database models: public.automated_alerts (alert ledger), public.audit_logs (append-only ledger), public.v_7day_metric_baselines (aggregation view), public.support_tickets, public.verdict_feedback, public.analytics_events, and the public.admin_user_directory view.</w:t>
       </w:r>
     </w:p>
     <w:p>
@@ -2015,7 +2335,7 @@
                 <w:sz w:val="20"/>
                 <w:szCs w:val="20"/>
               </w:rPr>
-              <w:t xml:space="preserve">Top KPI cards (Signups, Active Subs, MRR, Checks), Weekly Signups line chart, Plan mix progress bars, Checks by category progress bars, and Needs Attention alert cards.</w:t>
+              <w:t xml:space="preserve">Top KPI cards (Signups, Active Subs, MRR, Checks), Weekly Signups line chart, Plan mix progress bars, Checks by category progress bars, Automated Alert Banners, and Recommended Action Cards with 1-click drill-down buttons.</w:t>
             </w:r>
           </w:p>
         </w:tc>
@@ -2074,7 +2394,7 @@
                 <w:sz w:val="20"/>
                 <w:szCs w:val="20"/>
               </w:rPr>
-              <w:t xml:space="preserve">Search input, Plan filter dropdown, Status filter dropdown, User table with colored status badges, User inspection drawer, Internal support notes form, and Suspend/Reactivate modal with justification input.</w:t>
+              <w:t xml:space="preserve">Search input, Plan filter dropdown, Status filter dropdown, User table with colored status badges, User inspection drawer, Internal support notes form, and Suspend/Reactivate modal with mandatory justification input.</w:t>
             </w:r>
           </w:p>
         </w:tc>
@@ -2192,7 +2512,7 @@
                 <w:sz w:val="20"/>
                 <w:szCs w:val="20"/>
               </w:rPr>
-              <w:t xml:space="preserve">Threat vector volume bar chart, AI confidence distribution donut chart, Zero-Knowledge boundary notice, and X-13 shared taxonomy mapping table.</w:t>
+              <w:t xml:space="preserve">Threat vector volume bar chart, AI confidence distribution donut chart, Zero-Knowledge boundary notice, X-13 shared taxonomy mapping table, and 7-Day Baseline Spike Visualizer (+40% surge indicator).</w:t>
             </w:r>
           </w:p>
         </w:tc>
@@ -2251,7 +2571,7 @@
                 <w:sz w:val="20"/>
                 <w:szCs w:val="20"/>
               </w:rPr>
-              <w:t xml:space="preserve">View switcher tabs: Immutable Audit Log table (searchable, filterable by action type), Support Tickets inbox with status toggles, and AI Verdict Feedback dispute review queue.</w:t>
+              <w:t xml:space="preserve">View switcher tabs: Immutable Audit Log table (searchable, filterable by action type), Support Tickets inbox with status toggles, AI Verdict Feedback dispute review queue, and Active Alert Investigation Drawer.</w:t>
             </w:r>
           </w:p>
         </w:tc>
@@ -2384,7 +2704,7 @@
           <w:sz w:val="22"/>
           <w:szCs w:val="22"/>
         </w:rPr>
-        <w:t xml:space="preserve">PostgreSQL schema validation (m5-schema.sql), Row-Level Security policy verification, end-to-end build verification, and interim presentation preparation.</w:t>
+        <w:t xml:space="preserve">Automated alert engine, 7-day baseline anomaly detector, rule-based action matrix integration, PostgreSQL schema validation (m5-schema.sql), Row-Level Security policy verification, end-to-end build verification, and presentation preparation.</w:t>
       </w:r>
     </w:p>
     <w:p>
@@ -2881,6 +3201,92 @@
                 <w:sz w:val="20"/>
                 <w:szCs w:val="20"/>
               </w:rPr>
+              <w:t xml:space="preserve">Automated Alerts &amp; Actions</w:t>
+            </w:r>
+          </w:p>
+        </w:tc>
+        <w:tc>
+          <w:tcPr>
+            <w:tcW w:type="pct" w:w="1100"/>
+            <w:tcMar>
+              <w:top w:type="dxa" w:w="120"/>
+              <w:left w:type="dxa" w:w="150"/>
+              <w:bottom w:type="dxa" w:w="120"/>
+              <w:right w:type="dxa" w:w="150"/>
+            </w:tcMar>
+          </w:tcPr>
+          <w:p>
+            <w:pPr>
+              <w:jc w:val="left"/>
+            </w:pPr>
+            <w:r>
+              <w:rPr>
+                <w:rFonts w:ascii="Calibri" w:cs="Calibri" w:eastAsia="Calibri" w:hAnsi="Calibri"/>
+                <w:b w:val="false"/>
+                <w:bCs w:val="false"/>
+                <w:color w:val="0F172A"/>
+                <w:sz w:val="20"/>
+                <w:szCs w:val="20"/>
+              </w:rPr>
+              <w:t xml:space="preserve">DONE / MODELLED</w:t>
+            </w:r>
+          </w:p>
+        </w:tc>
+        <w:tc>
+          <w:tcPr>
+            <w:tcW w:type="pct" w:w="2500"/>
+            <w:tcMar>
+              <w:top w:type="dxa" w:w="120"/>
+              <w:left w:type="dxa" w:w="150"/>
+              <w:bottom w:type="dxa" w:w="120"/>
+              <w:right w:type="dxa" w:w="150"/>
+            </w:tcMar>
+          </w:tcPr>
+          <w:p>
+            <w:pPr>
+              <w:jc w:val="left"/>
+            </w:pPr>
+            <w:r>
+              <w:rPr>
+                <w:rFonts w:ascii="Calibri" w:cs="Calibri" w:eastAsia="Calibri" w:hAnsi="Calibri"/>
+                <w:b w:val="false"/>
+                <w:bCs w:val="false"/>
+                <w:color w:val="0F172A"/>
+                <w:sz w:val="20"/>
+                <w:szCs w:val="20"/>
+              </w:rPr>
+              <w:t xml:space="preserve">Rule-based action matrix and 7-day anomaly detector in docs/diagrams/</w:t>
+            </w:r>
+          </w:p>
+        </w:tc>
+      </w:tr>
+      <w:tr>
+        <w:trPr>
+          <w:tblHeader w:val="off"/>
+        </w:trPr>
+        <w:tc>
+          <w:tcPr>
+            <w:tcW w:type="pct" w:w="1400"/>
+            <w:tcMar>
+              <w:top w:type="dxa" w:w="120"/>
+              <w:left w:type="dxa" w:w="150"/>
+              <w:bottom w:type="dxa" w:w="120"/>
+              <w:right w:type="dxa" w:w="150"/>
+            </w:tcMar>
+          </w:tcPr>
+          <w:p>
+            <w:pPr>
+              <w:jc w:val="left"/>
+            </w:pPr>
+            <w:r>
+              <w:rPr>
+                <w:rFonts w:ascii="Calibri" w:cs="Calibri" w:eastAsia="Calibri" w:hAnsi="Calibri"/>
+                <w:b w:val="false"/>
+                <w:bCs w:val="false"/>
+                <w:color w:val="0F172A"/>
+                <w:sz w:val="20"/>
+                <w:szCs w:val="20"/>
+              </w:rPr>
               <w:t xml:space="preserve">Synthetic Seed Dataset</w:t>
             </w:r>
           </w:p>
@@ -3438,7 +3844,7 @@
                 <w:sz w:val="20"/>
                 <w:szCs w:val="20"/>
               </w:rPr>
-              <w:t xml:space="preserve">Provides relational integrity, aggregation views, and tamper-proof Row-Level Security for audit trails.</w:t>
+              <w:t xml:space="preserve">Provides relational integrity, aggregation views (v_7day_metric_baselines), and tamper-proof Row-Level Security for audit trails.</w:t>
             </w:r>
           </w:p>
         </w:tc>
@@ -3497,7 +3903,66 @@
                 <w:sz w:val="20"/>
                 <w:szCs w:val="20"/>
               </w:rPr>
-              <w:t xml:space="preserve">Provides strict static typing across telemetry events, user profiles, and audit log interfaces.</w:t>
+              <w:t xml:space="preserve">Provides strict static typing across telemetry events, user profiles, alert entities, and audit log interfaces.</w:t>
+            </w:r>
+          </w:p>
+        </w:tc>
+      </w:tr>
+      <w:tr>
+        <w:trPr>
+          <w:tblHeader w:val="off"/>
+        </w:trPr>
+        <w:tc>
+          <w:tcPr>
+            <w:tcW w:type="pct" w:w="1250"/>
+            <w:tcMar>
+              <w:top w:type="dxa" w:w="120"/>
+              <w:left w:type="dxa" w:w="150"/>
+              <w:bottom w:type="dxa" w:w="120"/>
+              <w:right w:type="dxa" w:w="150"/>
+            </w:tcMar>
+          </w:tcPr>
+          <w:p>
+            <w:pPr>
+              <w:jc w:val="left"/>
+            </w:pPr>
+            <w:r>
+              <w:rPr>
+                <w:rFonts w:ascii="Calibri" w:cs="Calibri" w:eastAsia="Calibri" w:hAnsi="Calibri"/>
+                <w:b w:val="false"/>
+                <w:bCs w:val="false"/>
+                <w:color w:val="0F172A"/>
+                <w:sz w:val="20"/>
+                <w:szCs w:val="20"/>
+              </w:rPr>
+              <w:t xml:space="preserve">Rule-Based Engine</w:t>
+            </w:r>
+          </w:p>
+        </w:tc>
+        <w:tc>
+          <w:tcPr>
+            <w:tcW w:type="pct" w:w="3750"/>
+            <w:tcMar>
+              <w:top w:type="dxa" w:w="120"/>
+              <w:left w:type="dxa" w:w="150"/>
+              <w:bottom w:type="dxa" w:w="120"/>
+              <w:right w:type="dxa" w:w="150"/>
+            </w:tcMar>
+          </w:tcPr>
+          <w:p>
+            <w:pPr>
+              <w:jc w:val="left"/>
+            </w:pPr>
+            <w:r>
+              <w:rPr>
+                <w:rFonts w:ascii="Calibri" w:cs="Calibri" w:eastAsia="Calibri" w:hAnsi="Calibri"/>
+                <w:b w:val="false"/>
+                <w:bCs w:val="false"/>
+                <w:color w:val="0F172A"/>
+                <w:sz w:val="20"/>
+                <w:szCs w:val="20"/>
+              </w:rPr>
+              <w:t xml:space="preserve">Deterministic condition-action mapping providing transparent and explainable recommendations without requiring complex black-box machine learning.</w:t>
             </w:r>
           </w:p>
         </w:tc>
@@ -4158,7 +4623,7 @@
                 <w:sz w:val="20"/>
                 <w:szCs w:val="20"/>
               </w:rPr>
-              <w:t xml:space="preserve">Operations &amp; Moderation Engine</w:t>
+              <w:t xml:space="preserve">Operations, Alerting &amp; Anomaly Engine</w:t>
             </w:r>
           </w:p>
         </w:tc>
@@ -4185,7 +4650,7 @@
                 <w:sz w:val="20"/>
                 <w:szCs w:val="20"/>
               </w:rPr>
-              <w:t xml:space="preserve">RBAC simulation, moderation modals, immutable audit logger</w:t>
+              <w:t xml:space="preserve">RBAC simulation, 7-day baseline anomaly comparator, rule-based recommendation matrix, immutable audit logger</w:t>
             </w:r>
           </w:p>
         </w:tc>
@@ -4770,7 +5235,7 @@
                 <w:sz w:val="20"/>
                 <w:szCs w:val="20"/>
               </w:rPr>
-              <w:t xml:space="preserve">Moderation &amp; Audit Trails</w:t>
+              <w:t xml:space="preserve">Alerts, Moderation &amp; Audit Trails</w:t>
             </w:r>
           </w:p>
         </w:tc>
@@ -4982,15 +5447,15 @@
           <w:sz w:val="22"/>
           <w:szCs w:val="22"/>
         </w:rPr>
-        <w:t xml:space="preserve">• Risk 3: Unauthorized moderation actions. </w:t>
-      </w:r>
-      <w:r>
-        <w:rPr>
-          <w:rFonts w:ascii="Calibri" w:cs="Calibri" w:eastAsia="Calibri" w:hAnsi="Calibri"/>
-          <w:sz w:val="22"/>
-          <w:szCs w:val="22"/>
-        </w:rPr>
-        <w:t xml:space="preserve">Mitigation: Client and server-side RBAC checks and mandatory audit justification on every suspension.</w:t>
+        <w:t xml:space="preserve">• Risk 3: Alert fatigue or false alarms. </w:t>
+      </w:r>
+      <w:r>
+        <w:rPr>
+          <w:rFonts w:ascii="Calibri" w:cs="Calibri" w:eastAsia="Calibri" w:hAnsi="Calibri"/>
+          <w:sz w:val="22"/>
+          <w:szCs w:val="22"/>
+        </w:rPr>
+        <w:t xml:space="preserve">Mitigation: Predefined thresholds and 7-day rolling baseline comparisons ensure alerts only trigger on significant deviations (e.g. +40% surges).</w:t>
       </w:r>
     </w:p>
     <w:p>
@@ -5256,7 +5721,7 @@
                 <w:sz w:val="20"/>
                 <w:szCs w:val="20"/>
               </w:rPr>
-              <w:t xml:space="preserve">Security &amp; Governance (RBAC &amp; Audit)</w:t>
+              <w:t xml:space="preserve">Advanced Operational Control</w:t>
             </w:r>
           </w:p>
         </w:tc>
@@ -5283,7 +5748,7 @@
                 <w:sz w:val="20"/>
                 <w:szCs w:val="20"/>
               </w:rPr>
-              <w:t xml:space="preserve">RBAC role simulator, moderation modal with audit reason, public.audit_logs schema &amp; RLS (M5-10/11)</w:t>
+              <w:t xml:space="preserve">Automated Alerts, 7-Day Baseline Anomaly Detection, Rule-Based Recommendation Engine</w:t>
             </w:r>
           </w:p>
         </w:tc>
@@ -5342,7 +5807,7 @@
                 <w:sz w:val="20"/>
                 <w:szCs w:val="20"/>
               </w:rPr>
-              <w:t xml:space="preserve">Module 6 Coordinator (Safety Score)</w:t>
+              <w:t xml:space="preserve">Security &amp; Governance (RBAC &amp; Audit)</w:t>
             </w:r>
           </w:p>
         </w:tc>
@@ -5369,7 +5834,7 @@
                 <w:sz w:val="20"/>
                 <w:szCs w:val="20"/>
               </w:rPr>
-              <w:t xml:space="preserve">Safety Score aggregation logic &amp; Admin Score View (/admin/safety-scores · M6-05)</w:t>
+              <w:t xml:space="preserve">RBAC role simulator, moderation modal with audit reason, public.audit_logs schema &amp; RLS (M5-10/11)</w:t>
             </w:r>
           </w:p>
         </w:tc>
@@ -5428,6 +5893,92 @@
                 <w:sz w:val="20"/>
                 <w:szCs w:val="20"/>
               </w:rPr>
+              <w:t xml:space="preserve">Module 6 Coordinator (Safety Score)</w:t>
+            </w:r>
+          </w:p>
+        </w:tc>
+        <w:tc>
+          <w:tcPr>
+            <w:tcW w:type="pct" w:w="2000"/>
+            <w:tcMar>
+              <w:top w:type="dxa" w:w="120"/>
+              <w:left w:type="dxa" w:w="150"/>
+              <w:bottom w:type="dxa" w:w="120"/>
+              <w:right w:type="dxa" w:w="150"/>
+            </w:tcMar>
+          </w:tcPr>
+          <w:p>
+            <w:pPr>
+              <w:jc w:val="left"/>
+            </w:pPr>
+            <w:r>
+              <w:rPr>
+                <w:rFonts w:ascii="Calibri" w:cs="Calibri" w:eastAsia="Calibri" w:hAnsi="Calibri"/>
+                <w:b w:val="false"/>
+                <w:bCs w:val="false"/>
+                <w:color w:val="0F172A"/>
+                <w:sz w:val="20"/>
+                <w:szCs w:val="20"/>
+              </w:rPr>
+              <w:t xml:space="preserve">Safety Score aggregation logic &amp; Admin Score View (/admin/safety-scores · M6-05)</w:t>
+            </w:r>
+          </w:p>
+        </w:tc>
+      </w:tr>
+      <w:tr>
+        <w:trPr>
+          <w:tblHeader w:val="off"/>
+        </w:trPr>
+        <w:tc>
+          <w:tcPr>
+            <w:tcW w:type="pct" w:w="1250"/>
+            <w:tcMar>
+              <w:top w:type="dxa" w:w="120"/>
+              <w:left w:type="dxa" w:w="150"/>
+              <w:bottom w:type="dxa" w:w="120"/>
+              <w:right w:type="dxa" w:w="150"/>
+            </w:tcMar>
+          </w:tcPr>
+          <w:p>
+            <w:pPr>
+              <w:jc w:val="left"/>
+            </w:pPr>
+            <w:r>
+              <w:rPr>
+                <w:rFonts w:ascii="Calibri" w:cs="Calibri" w:eastAsia="Calibri" w:hAnsi="Calibri"/>
+                <w:b w:val="false"/>
+                <w:bCs w:val="false"/>
+                <w:color w:val="0F172A"/>
+                <w:sz w:val="20"/>
+                <w:szCs w:val="20"/>
+              </w:rPr>
+              <w:t xml:space="preserve">Vishmi Himaya (245027T)</w:t>
+            </w:r>
+          </w:p>
+        </w:tc>
+        <w:tc>
+          <w:tcPr>
+            <w:tcW w:type="pct" w:w="1750"/>
+            <w:tcMar>
+              <w:top w:type="dxa" w:w="120"/>
+              <w:left w:type="dxa" w:w="150"/>
+              <w:bottom w:type="dxa" w:w="120"/>
+              <w:right w:type="dxa" w:w="150"/>
+            </w:tcMar>
+          </w:tcPr>
+          <w:p>
+            <w:pPr>
+              <w:jc w:val="left"/>
+            </w:pPr>
+            <w:r>
+              <w:rPr>
+                <w:rFonts w:ascii="Calibri" w:cs="Calibri" w:eastAsia="Calibri" w:hAnsi="Calibri"/>
+                <w:b w:val="false"/>
+                <w:bCs w:val="false"/>
+                <w:color w:val="0F172A"/>
+                <w:sz w:val="20"/>
+                <w:szCs w:val="20"/>
+              </w:rPr>
               <w:t xml:space="preserve">Second Hat: Seed Data &amp; Testing</w:t>
             </w:r>
           </w:p>
@@ -5517,7 +6068,7 @@
           <w:sz w:val="22"/>
           <w:szCs w:val="22"/>
         </w:rPr>
-        <w:t xml:space="preserve">1) Open /admin overview; 2) Demonstrate RBAC simulator (Admin vs Support); 3) Execute user suspension with mandatory justification; 4) Inspect the live append-only audit trail; 5) Demonstrate funnel analytics &amp; one-click CSV export; 6) Show AI threat intelligence category charts.
+        <w:t xml:space="preserve">1) Open /admin overview and explain top-line KPIs and Automated Alert Banners; 2) Showcase Anomaly &amp; Trend Detection (+40% scam check surge compared to 7-day baseline); 3) Walk through Recommended Admin Action Cards and trigger 1-click navigation to diagnostic view; 4) Demonstrate the RBAC simulator (Admin vs Support); 5) Execute user suspension with mandatory justification; 6) Inspect the live append-only audit trail; 7) Demonstrate funnel analytics &amp; one-click CSV export; 8) Show AI threat intelligence category charts.
 </w:t>
       </w:r>
       <w:r>
@@ -5536,7 +6087,7 @@
           <w:sz w:val="22"/>
           <w:szCs w:val="22"/>
         </w:rPr>
-        <w:t xml:space="preserve">Be prepared to explain how Zero-Knowledge encryption protects vault entries from admins and how MRR is calculated from mock subscriptions.</w:t>
+        <w:t xml:space="preserve">Be prepared to explain how the 7-day rolling baseline compares activity without ML overhead, how Zero-Knowledge encryption protects vault entries from admins, and how MRR is calculated from mock subscriptions.</w:t>
       </w:r>
     </w:p>
     <w:p>
@@ -5579,7 +6130,7 @@
           <w:sz w:val="22"/>
           <w:szCs w:val="22"/>
         </w:rPr>
-        <w:t xml:space="preserve">✔ All five draw.io UML diagrams inserted, captioned, and aligned with SRS.</w:t>
+        <w:t xml:space="preserve">✔ All five draw.io UML diagrams updated with Automated Alerts, Anomaly Detection, and Recommended Actions.</w:t>
       </w:r>
     </w:p>
     <w:p>
@@ -5592,7 +6143,7 @@
           <w:sz w:val="22"/>
           <w:szCs w:val="22"/>
         </w:rPr>
-        <w:t xml:space="preserve">✔ UI screenshots captioned with dark mode design system adherence.</w:t>
+        <w:t xml:space="preserve">✔ UI screenshots captioned with dark mode design system adherence and alert cards.</w:t>
       </w:r>
     </w:p>
     <w:p>
@@ -5661,7 +6212,7 @@
           <w:sz w:val="22"/>
           <w:szCs w:val="22"/>
         </w:rPr>
-        <w:t xml:space="preserve">✔ Complete SRS and 6 User Stories</w:t>
+        <w:t xml:space="preserve">✔ Complete SRS and 9 User Stories (including Alerts, Anomaly Detection, and Action Guidance)</w:t>
       </w:r>
     </w:p>
     <w:p>
